--- a/10 класс/urok3/Занятие3_Цикл_Величины_Типы.docx
+++ b/10 класс/urok3/Занятие3_Цикл_Величины_Типы.docx
@@ -15,7 +15,7 @@
           <w:sz w:val="22"/>
           <w:szCs w:val="22"/>
         </w:rPr>
-        <w:t xml:space="preserve">Учебный год 2025—2026</w:t>
+        <w:t xml:space="preserve">Учебный год 2026—2027</w:t>
       </w:r>
     </w:p>
     <w:p>
